--- a/DevOps_Tool/DOCKER/Understanding Docker Networking.docx
+++ b/DevOps_Tool/DOCKER/Understanding Docker Networking.docx
@@ -4,16 +4,15 @@
   <w:body>
     <w:p>
       <w:pPr>
+        <w:pStyle w:val="Heading1"/>
         <w:jc w:val="center"/>
         <w:rPr>
-          <w:b/>
-          <w:bCs/>
+          <w:rFonts w:ascii="Algerian" w:hAnsi="Algerian"/>
         </w:rPr>
       </w:pPr>
       <w:r>
         <w:rPr>
-          <w:b/>
-          <w:bCs/>
+          <w:rFonts w:ascii="Algerian" w:hAnsi="Algerian"/>
         </w:rPr>
         <w:t>Understanding Docker Networking</w:t>
       </w:r>
@@ -28,29 +27,54 @@
         <w:rPr>
           <w:b/>
           <w:bCs/>
+          <w:sz w:val="22"/>
+          <w:szCs w:val="20"/>
         </w:rPr>
       </w:pPr>
       <w:r>
         <w:rPr>
           <w:b/>
           <w:bCs/>
+          <w:sz w:val="22"/>
+          <w:szCs w:val="20"/>
         </w:rPr>
         <w:t xml:space="preserve">Introduction to Docker Network </w:t>
       </w:r>
     </w:p>
     <w:p>
       <w:pPr>
-        <w:rPr>
-          <w:sz w:val="20"/>
-          <w:szCs w:val="20"/>
+        <w:pStyle w:val="ListParagraph"/>
+        <w:numPr>
+          <w:ilvl w:val="0"/>
+          <w:numId w:val="9"/>
+        </w:numPr>
+        <w:rPr>
+          <w:sz w:val="22"/>
+          <w:szCs w:val="22"/>
         </w:rPr>
       </w:pPr>
       <w:r>
         <w:rPr>
-          <w:sz w:val="20"/>
-          <w:szCs w:val="20"/>
-        </w:rPr>
-        <w:t>Docker networking enables containers to communicate with each other, the host system, and external networks. It allows containers to be isolated or connected based on the chosen network type.</w:t>
+          <w:sz w:val="22"/>
+          <w:szCs w:val="22"/>
+        </w:rPr>
+        <w:t xml:space="preserve">Docker networking enables containers to </w:t>
+      </w:r>
+      <w:r>
+        <w:rPr>
+          <w:b/>
+          <w:bCs/>
+          <w:sz w:val="22"/>
+          <w:szCs w:val="22"/>
+        </w:rPr>
+        <w:t>communicate with each other</w:t>
+      </w:r>
+      <w:r>
+        <w:rPr>
+          <w:sz w:val="22"/>
+          <w:szCs w:val="22"/>
+        </w:rPr>
+        <w:t>, the host system, and external networks. It allows containers to be isolated or connected based on the chosen network type.</w:t>
       </w:r>
     </w:p>
     <w:p>
@@ -156,6 +180,15 @@
         </w:rPr>
         <w:t>Supports network isolation for security and performance.</w:t>
       </w:r>
+    </w:p>
+    <w:p>
+      <w:pPr>
+        <w:pStyle w:val="ListParagraph"/>
+        <w:rPr>
+          <w:sz w:val="16"/>
+          <w:szCs w:val="16"/>
+        </w:rPr>
+      </w:pPr>
     </w:p>
     <w:p>
       <w:pPr>
@@ -592,6 +625,18 @@
         <w:t>Docker Network Commands</w:t>
       </w:r>
     </w:p>
+    <w:p>
+      <w:pPr>
+        <w:pStyle w:val="ListParagraph"/>
+        <w:ind w:left="360"/>
+        <w:rPr>
+          <w:b/>
+          <w:bCs/>
+          <w:sz w:val="20"/>
+          <w:szCs w:val="20"/>
+        </w:rPr>
+      </w:pPr>
+    </w:p>
     <w:tbl>
       <w:tblPr>
         <w:tblStyle w:val="TableGrid"/>
@@ -681,16 +726,12 @@
               <w:pStyle w:val="ListParagraph"/>
               <w:ind w:left="0"/>
               <w:rPr>
-                <w:b/>
-                <w:bCs/>
                 <w:sz w:val="20"/>
                 <w:szCs w:val="20"/>
               </w:rPr>
             </w:pPr>
             <w:r>
               <w:rPr>
-                <w:b/>
-                <w:bCs/>
                 <w:sz w:val="20"/>
                 <w:szCs w:val="20"/>
               </w:rPr>
@@ -734,38 +775,16 @@
               <w:pStyle w:val="ListParagraph"/>
               <w:ind w:left="0"/>
               <w:rPr>
-                <w:b/>
-                <w:bCs/>
                 <w:sz w:val="20"/>
                 <w:szCs w:val="20"/>
               </w:rPr>
             </w:pPr>
             <w:r>
               <w:rPr>
-                <w:b/>
-                <w:bCs/>
-                <w:sz w:val="20"/>
-                <w:szCs w:val="20"/>
-              </w:rPr>
-              <w:t>docker network inspect</w:t>
-            </w:r>
-            <w:r>
-              <w:rPr>
-                <w:b/>
-                <w:bCs/>
-                <w:sz w:val="20"/>
-                <w:szCs w:val="20"/>
-              </w:rPr>
-              <w:t xml:space="preserve"> </w:t>
-            </w:r>
-            <w:r>
-              <w:rPr>
-                <w:b/>
-                <w:bCs/>
-                <w:sz w:val="20"/>
-                <w:szCs w:val="20"/>
-              </w:rPr>
-              <w:t>&lt;name&gt;</w:t>
+                <w:sz w:val="20"/>
+                <w:szCs w:val="20"/>
+              </w:rPr>
+              <w:t>docker network inspect &lt;name&gt;</w:t>
             </w:r>
           </w:p>
         </w:tc>
@@ -805,29 +824,16 @@
               <w:pStyle w:val="ListParagraph"/>
               <w:ind w:left="0"/>
               <w:rPr>
-                <w:b/>
-                <w:bCs/>
                 <w:sz w:val="20"/>
                 <w:szCs w:val="20"/>
               </w:rPr>
             </w:pPr>
             <w:r>
               <w:rPr>
-                <w:b/>
-                <w:bCs/>
-                <w:sz w:val="20"/>
-                <w:szCs w:val="20"/>
-              </w:rPr>
-              <w:t>docker network create</w:t>
-            </w:r>
-            <w:r>
-              <w:rPr>
-                <w:b/>
-                <w:bCs/>
-                <w:sz w:val="20"/>
-                <w:szCs w:val="20"/>
-              </w:rPr>
-              <w:t xml:space="preserve"> &lt;name&gt;</w:t>
+                <w:sz w:val="20"/>
+                <w:szCs w:val="20"/>
+              </w:rPr>
+              <w:t>docker network create &lt;name&gt;</w:t>
             </w:r>
           </w:p>
         </w:tc>
@@ -867,38 +873,16 @@
               <w:pStyle w:val="ListParagraph"/>
               <w:ind w:left="0"/>
               <w:rPr>
-                <w:b/>
-                <w:bCs/>
                 <w:sz w:val="20"/>
                 <w:szCs w:val="20"/>
               </w:rPr>
             </w:pPr>
             <w:r>
               <w:rPr>
-                <w:b/>
-                <w:bCs/>
-                <w:sz w:val="20"/>
-                <w:szCs w:val="20"/>
-              </w:rPr>
-              <w:t>docker network rm</w:t>
-            </w:r>
-            <w:r>
-              <w:rPr>
-                <w:b/>
-                <w:bCs/>
-                <w:sz w:val="20"/>
-                <w:szCs w:val="20"/>
-              </w:rPr>
-              <w:t xml:space="preserve"> </w:t>
-            </w:r>
-            <w:r>
-              <w:rPr>
-                <w:b/>
-                <w:bCs/>
-                <w:sz w:val="20"/>
-                <w:szCs w:val="20"/>
-              </w:rPr>
-              <w:t>&lt;name&gt;</w:t>
+                <w:sz w:val="20"/>
+                <w:szCs w:val="20"/>
+              </w:rPr>
+              <w:t>docker network rm &lt;name&gt;</w:t>
             </w:r>
           </w:p>
         </w:tc>
@@ -1130,8 +1114,8 @@
       <w:proofErr w:type="spellEnd"/>
     </w:p>
     <w:sectPr>
-      <w:pgSz w:w="11906" w:h="16838"/>
-      <w:pgMar w:top="1440" w:right="1440" w:bottom="1440" w:left="1440" w:header="708" w:footer="708" w:gutter="0"/>
+      <w:pgSz w:w="11906" w:h="16838" w:code="9"/>
+      <w:pgMar w:top="720" w:right="720" w:bottom="720" w:left="720" w:header="708" w:footer="708" w:gutter="0"/>
       <w:cols w:space="708"/>
       <w:docGrid w:linePitch="360"/>
     </w:sectPr>
@@ -1481,6 +1465,119 @@
     </w:lvl>
   </w:abstractNum>
   <w:abstractNum w:abstractNumId="3" w15:restartNumberingAfterBreak="0">
+    <w:nsid w:val="408619C3"/>
+    <w:multiLevelType w:val="hybridMultilevel"/>
+    <w:tmpl w:val="FB3A6A3E"/>
+    <w:lvl w:ilvl="0" w:tplc="40090005">
+      <w:start w:val="1"/>
+      <w:numFmt w:val="bullet"/>
+      <w:lvlText w:val=""/>
+      <w:lvlJc w:val="left"/>
+      <w:pPr>
+        <w:ind w:left="720" w:hanging="360"/>
+      </w:pPr>
+      <w:rPr>
+        <w:rFonts w:ascii="Wingdings" w:hAnsi="Wingdings" w:hint="default"/>
+      </w:rPr>
+    </w:lvl>
+    <w:lvl w:ilvl="1" w:tplc="40090003" w:tentative="1">
+      <w:start w:val="1"/>
+      <w:numFmt w:val="bullet"/>
+      <w:lvlText w:val="o"/>
+      <w:lvlJc w:val="left"/>
+      <w:pPr>
+        <w:ind w:left="1440" w:hanging="360"/>
+      </w:pPr>
+      <w:rPr>
+        <w:rFonts w:ascii="Courier New" w:hAnsi="Courier New" w:cs="Courier New" w:hint="default"/>
+      </w:rPr>
+    </w:lvl>
+    <w:lvl w:ilvl="2" w:tplc="40090005" w:tentative="1">
+      <w:start w:val="1"/>
+      <w:numFmt w:val="bullet"/>
+      <w:lvlText w:val=""/>
+      <w:lvlJc w:val="left"/>
+      <w:pPr>
+        <w:ind w:left="2160" w:hanging="360"/>
+      </w:pPr>
+      <w:rPr>
+        <w:rFonts w:ascii="Wingdings" w:hAnsi="Wingdings" w:hint="default"/>
+      </w:rPr>
+    </w:lvl>
+    <w:lvl w:ilvl="3" w:tplc="40090001" w:tentative="1">
+      <w:start w:val="1"/>
+      <w:numFmt w:val="bullet"/>
+      <w:lvlText w:val=""/>
+      <w:lvlJc w:val="left"/>
+      <w:pPr>
+        <w:ind w:left="2880" w:hanging="360"/>
+      </w:pPr>
+      <w:rPr>
+        <w:rFonts w:ascii="Symbol" w:hAnsi="Symbol" w:hint="default"/>
+      </w:rPr>
+    </w:lvl>
+    <w:lvl w:ilvl="4" w:tplc="40090003" w:tentative="1">
+      <w:start w:val="1"/>
+      <w:numFmt w:val="bullet"/>
+      <w:lvlText w:val="o"/>
+      <w:lvlJc w:val="left"/>
+      <w:pPr>
+        <w:ind w:left="3600" w:hanging="360"/>
+      </w:pPr>
+      <w:rPr>
+        <w:rFonts w:ascii="Courier New" w:hAnsi="Courier New" w:cs="Courier New" w:hint="default"/>
+      </w:rPr>
+    </w:lvl>
+    <w:lvl w:ilvl="5" w:tplc="40090005" w:tentative="1">
+      <w:start w:val="1"/>
+      <w:numFmt w:val="bullet"/>
+      <w:lvlText w:val=""/>
+      <w:lvlJc w:val="left"/>
+      <w:pPr>
+        <w:ind w:left="4320" w:hanging="360"/>
+      </w:pPr>
+      <w:rPr>
+        <w:rFonts w:ascii="Wingdings" w:hAnsi="Wingdings" w:hint="default"/>
+      </w:rPr>
+    </w:lvl>
+    <w:lvl w:ilvl="6" w:tplc="40090001" w:tentative="1">
+      <w:start w:val="1"/>
+      <w:numFmt w:val="bullet"/>
+      <w:lvlText w:val=""/>
+      <w:lvlJc w:val="left"/>
+      <w:pPr>
+        <w:ind w:left="5040" w:hanging="360"/>
+      </w:pPr>
+      <w:rPr>
+        <w:rFonts w:ascii="Symbol" w:hAnsi="Symbol" w:hint="default"/>
+      </w:rPr>
+    </w:lvl>
+    <w:lvl w:ilvl="7" w:tplc="40090003" w:tentative="1">
+      <w:start w:val="1"/>
+      <w:numFmt w:val="bullet"/>
+      <w:lvlText w:val="o"/>
+      <w:lvlJc w:val="left"/>
+      <w:pPr>
+        <w:ind w:left="5760" w:hanging="360"/>
+      </w:pPr>
+      <w:rPr>
+        <w:rFonts w:ascii="Courier New" w:hAnsi="Courier New" w:cs="Courier New" w:hint="default"/>
+      </w:rPr>
+    </w:lvl>
+    <w:lvl w:ilvl="8" w:tplc="40090005" w:tentative="1">
+      <w:start w:val="1"/>
+      <w:numFmt w:val="bullet"/>
+      <w:lvlText w:val=""/>
+      <w:lvlJc w:val="left"/>
+      <w:pPr>
+        <w:ind w:left="6480" w:hanging="360"/>
+      </w:pPr>
+      <w:rPr>
+        <w:rFonts w:ascii="Wingdings" w:hAnsi="Wingdings" w:hint="default"/>
+      </w:rPr>
+    </w:lvl>
+  </w:abstractNum>
+  <w:abstractNum w:abstractNumId="4" w15:restartNumberingAfterBreak="0">
     <w:nsid w:val="46D35108"/>
     <w:multiLevelType w:val="hybridMultilevel"/>
     <w:tmpl w:val="B084589E"/>
@@ -1593,7 +1690,7 @@
       </w:rPr>
     </w:lvl>
   </w:abstractNum>
-  <w:abstractNum w:abstractNumId="4" w15:restartNumberingAfterBreak="0">
+  <w:abstractNum w:abstractNumId="5" w15:restartNumberingAfterBreak="0">
     <w:nsid w:val="47C211D2"/>
     <w:multiLevelType w:val="hybridMultilevel"/>
     <w:tmpl w:val="C122B5BA"/>
@@ -1706,7 +1803,7 @@
       </w:rPr>
     </w:lvl>
   </w:abstractNum>
-  <w:abstractNum w:abstractNumId="5" w15:restartNumberingAfterBreak="0">
+  <w:abstractNum w:abstractNumId="6" w15:restartNumberingAfterBreak="0">
     <w:nsid w:val="54C42802"/>
     <w:multiLevelType w:val="hybridMultilevel"/>
     <w:tmpl w:val="64F68CEE"/>
@@ -1819,7 +1916,7 @@
       </w:rPr>
     </w:lvl>
   </w:abstractNum>
-  <w:abstractNum w:abstractNumId="6" w15:restartNumberingAfterBreak="0">
+  <w:abstractNum w:abstractNumId="7" w15:restartNumberingAfterBreak="0">
     <w:nsid w:val="5C241385"/>
     <w:multiLevelType w:val="hybridMultilevel"/>
     <w:tmpl w:val="14BCD6D2"/>
@@ -1932,7 +2029,7 @@
       </w:rPr>
     </w:lvl>
   </w:abstractNum>
-  <w:abstractNum w:abstractNumId="7" w15:restartNumberingAfterBreak="0">
+  <w:abstractNum w:abstractNumId="8" w15:restartNumberingAfterBreak="0">
     <w:nsid w:val="69942AF9"/>
     <w:multiLevelType w:val="hybridMultilevel"/>
     <w:tmpl w:val="8EB8A360"/>
@@ -2046,16 +2143,16 @@
     </w:lvl>
   </w:abstractNum>
   <w:num w:numId="1" w16cid:durableId="2032100651">
-    <w:abstractNumId w:val="7"/>
+    <w:abstractNumId w:val="8"/>
   </w:num>
   <w:num w:numId="2" w16cid:durableId="1946305688">
-    <w:abstractNumId w:val="4"/>
+    <w:abstractNumId w:val="5"/>
   </w:num>
   <w:num w:numId="3" w16cid:durableId="102263102">
-    <w:abstractNumId w:val="5"/>
+    <w:abstractNumId w:val="6"/>
   </w:num>
   <w:num w:numId="4" w16cid:durableId="640310573">
-    <w:abstractNumId w:val="6"/>
+    <w:abstractNumId w:val="7"/>
   </w:num>
   <w:num w:numId="5" w16cid:durableId="423040198">
     <w:abstractNumId w:val="1"/>
@@ -2064,10 +2161,13 @@
     <w:abstractNumId w:val="2"/>
   </w:num>
   <w:num w:numId="7" w16cid:durableId="1924607520">
-    <w:abstractNumId w:val="3"/>
+    <w:abstractNumId w:val="4"/>
   </w:num>
   <w:num w:numId="8" w16cid:durableId="565843618">
     <w:abstractNumId w:val="0"/>
+  </w:num>
+  <w:num w:numId="9" w16cid:durableId="692073306">
+    <w:abstractNumId w:val="3"/>
   </w:num>
 </w:numbering>
 </file>
@@ -2675,6 +2775,7 @@
   <w:style w:type="character" w:default="1" w:styleId="DefaultParagraphFont">
     <w:name w:val="Default Paragraph Font"/>
     <w:uiPriority w:val="1"/>
+    <w:semiHidden/>
     <w:unhideWhenUsed/>
   </w:style>
   <w:style w:type="table" w:default="1" w:styleId="TableNormal">
